--- a/Proceso/proceso actividad 02.docx
+++ b/Proceso/proceso actividad 02.docx
@@ -791,14 +791,27 @@
       <w:r>
         <w:t xml:space="preserve">Ilustración </w:t>
       </w:r>
-      <w:fldSimple w:instr=" SEQ Ilustración \* ARABIC ">
-        <w:r>
-          <w:rPr>
-            <w:noProof/>
-          </w:rPr>
-          <w:t>1</w:t>
-        </w:r>
-      </w:fldSimple>
+      <w:r>
+        <w:fldChar w:fldCharType="begin"/>
+      </w:r>
+      <w:r>
+        <w:instrText xml:space="preserve"> SEQ Ilustración \* ARABIC </w:instrText>
+      </w:r>
+      <w:r>
+        <w:fldChar w:fldCharType="separate"/>
+      </w:r>
+      <w:r>
+        <w:rPr>
+          <w:noProof/>
+        </w:rPr>
+        <w:t>1</w:t>
+      </w:r>
+      <w:r>
+        <w:rPr>
+          <w:noProof/>
+        </w:rPr>
+        <w:fldChar w:fldCharType="end"/>
+      </w:r>
       <w:r>
         <w:t xml:space="preserve"> </w:t>
       </w:r>
@@ -860,6 +873,7 @@
         <w:rPr>
           <w:b/>
           <w:bCs/>
+          <w:noProof/>
         </w:rPr>
         <w:drawing>
           <wp:inline distT="0" distB="0" distL="0" distR="0" wp14:anchorId="70EC3166" wp14:editId="2CD3B4EE">
@@ -909,14 +923,27 @@
       <w:r>
         <w:t xml:space="preserve">Ilustración </w:t>
       </w:r>
-      <w:fldSimple w:instr=" SEQ Ilustración \* ARABIC ">
-        <w:r>
-          <w:rPr>
-            <w:noProof/>
-          </w:rPr>
-          <w:t>2</w:t>
-        </w:r>
-      </w:fldSimple>
+      <w:r>
+        <w:fldChar w:fldCharType="begin"/>
+      </w:r>
+      <w:r>
+        <w:instrText xml:space="preserve"> SEQ Ilustración \* ARABIC </w:instrText>
+      </w:r>
+      <w:r>
+        <w:fldChar w:fldCharType="separate"/>
+      </w:r>
+      <w:r>
+        <w:rPr>
+          <w:noProof/>
+        </w:rPr>
+        <w:t>2</w:t>
+      </w:r>
+      <w:r>
+        <w:rPr>
+          <w:noProof/>
+        </w:rPr>
+        <w:fldChar w:fldCharType="end"/>
+      </w:r>
       <w:r>
         <w:t xml:space="preserve"> </w:t>
       </w:r>
@@ -939,7 +966,19 @@
       </w:r>
       <w:proofErr w:type="spellEnd"/>
       <w:r>
-        <w:t xml:space="preserve">, y la otra llamada evidencia que contiene este documento en Word y </w:t>
+        <w:t>, y la otra llamad</w:t>
+      </w:r>
+      <w:r>
+        <w:t>o</w:t>
+      </w:r>
+      <w:r>
+        <w:t xml:space="preserve"> </w:t>
+      </w:r>
+      <w:r>
+        <w:t>proceso</w:t>
+      </w:r>
+      <w:r>
+        <w:t xml:space="preserve"> que contiene este documento en Word y </w:t>
       </w:r>
       <w:proofErr w:type="spellStart"/>
       <w:r>
@@ -951,7 +990,13 @@
       </w:r>
     </w:p>
     <w:p>
-      <w:r>
+      <w:pPr>
+        <w:keepNext/>
+      </w:pPr>
+      <w:r>
+        <w:rPr>
+          <w:noProof/>
+        </w:rPr>
         <w:lastRenderedPageBreak/>
         <w:drawing>
           <wp:inline distT="0" distB="0" distL="0" distR="0" wp14:anchorId="7C642C60" wp14:editId="24EC0DD5">
@@ -991,15 +1036,83 @@
       </w:r>
     </w:p>
     <w:p>
+      <w:pPr>
+        <w:pStyle w:val="Descripcin"/>
+      </w:pPr>
+      <w:r>
+        <w:t xml:space="preserve">Ilustración </w:t>
+      </w:r>
+      <w:fldSimple w:instr=" SEQ Ilustración \* ARABIC ">
+        <w:r>
+          <w:rPr>
+            <w:noProof/>
+          </w:rPr>
+          <w:t>3</w:t>
+        </w:r>
+      </w:fldSimple>
+      <w:r>
+        <w:t xml:space="preserve"> Contenido de carpetas</w:t>
+      </w:r>
+    </w:p>
+    <w:p>
+      <w:r>
+        <w:t>Asimismo,</w:t>
+      </w:r>
+      <w:r>
+        <w:t xml:space="preserve"> se </w:t>
+      </w:r>
+      <w:r>
+        <w:t>identificó</w:t>
+      </w:r>
+      <w:r>
+        <w:t xml:space="preserve"> el archivo </w:t>
+      </w:r>
+      <w:r>
+        <w:t xml:space="preserve">README.md y se </w:t>
+      </w:r>
+      <w:r>
+        <w:t>modificó</w:t>
+      </w:r>
+      <w:r>
+        <w:t xml:space="preserve"> </w:t>
+      </w:r>
+      <w:r>
+        <w:t xml:space="preserve">en visual </w:t>
+      </w:r>
       <w:proofErr w:type="spellStart"/>
       <w:r>
-        <w:t>dd</w:t>
+        <w:t>studio</w:t>
       </w:r>
       <w:proofErr w:type="spellEnd"/>
-    </w:p>
-    <w:p/>
-    <w:p>
-      <w:r>
+      <w:r>
+        <w:t xml:space="preserve"> </w:t>
+      </w:r>
+      <w:proofErr w:type="spellStart"/>
+      <w:r>
+        <w:t>code</w:t>
+      </w:r>
+      <w:proofErr w:type="spellEnd"/>
+      <w:r>
+        <w:t xml:space="preserve"> </w:t>
+      </w:r>
+      <w:r>
+        <w:t xml:space="preserve">para que </w:t>
+      </w:r>
+      <w:r>
+        <w:t>contuviera</w:t>
+      </w:r>
+      <w:r>
+        <w:t xml:space="preserve"> la información resumida de toda la actividad.</w:t>
+      </w:r>
+    </w:p>
+    <w:p>
+      <w:pPr>
+        <w:keepNext/>
+      </w:pPr>
+      <w:r>
+        <w:rPr>
+          <w:noProof/>
+        </w:rPr>
         <w:drawing>
           <wp:inline distT="0" distB="0" distL="0" distR="0" wp14:anchorId="0F148A1B" wp14:editId="21BF7570">
             <wp:extent cx="5412105" cy="2860040"/>
@@ -1039,6 +1152,38 @@
     </w:p>
     <w:p>
       <w:pPr>
+        <w:pStyle w:val="Descripcin"/>
+      </w:pPr>
+      <w:r>
+        <w:t xml:space="preserve">Ilustración </w:t>
+      </w:r>
+      <w:fldSimple w:instr=" SEQ Ilustración \* ARABIC ">
+        <w:r>
+          <w:rPr>
+            <w:noProof/>
+          </w:rPr>
+          <w:t>4</w:t>
+        </w:r>
+      </w:fldSimple>
+      <w:r>
+        <w:t xml:space="preserve"> Evidencia del proceso de </w:t>
+      </w:r>
+      <w:proofErr w:type="spellStart"/>
+      <w:r>
+        <w:t>readme</w:t>
+      </w:r>
+      <w:proofErr w:type="spellEnd"/>
+    </w:p>
+    <w:p>
+      <w:pPr>
+        <w:spacing w:after="0"/>
+      </w:pPr>
+      <w:r>
+        <w:t xml:space="preserve">Posterior a eso se realizaron los documentos de los capítulos de la información del libro pro Git. </w:t>
+      </w:r>
+    </w:p>
+    <w:p>
+      <w:pPr>
         <w:spacing w:after="0"/>
       </w:pPr>
     </w:p>
@@ -1046,30 +1191,106 @@
       <w:pPr>
         <w:spacing w:after="160" w:line="259" w:lineRule="auto"/>
         <w:ind w:left="0" w:firstLine="0"/>
-      </w:pPr>
-      <w:r>
+        <w:rPr>
+          <w:b/>
+          <w:bCs/>
+        </w:rPr>
+      </w:pPr>
+      <w:r>
+        <w:rPr>
+          <w:b/>
+          <w:bCs/>
+        </w:rPr>
+        <w:t>Conclusiones</w:t>
+      </w:r>
+    </w:p>
+    <w:p>
+      <w:pPr>
+        <w:spacing w:after="160" w:line="259" w:lineRule="auto"/>
+        <w:ind w:left="0" w:firstLine="0"/>
+      </w:pPr>
+      <w:r>
+        <w:t xml:space="preserve">El desarrollo de la actividad permitió </w:t>
+      </w:r>
+      <w:r>
+        <w:t>comprender las herramientas que facilitan al manejo de información y organización en trabajos y proyectos utilizando Git. La creación y clonación de un repositorio facilito a la comprensión del trabajo local y el almacenamiento remoto.</w:t>
+      </w:r>
+    </w:p>
+    <w:p>
+      <w:pPr>
+        <w:spacing w:after="160" w:line="259" w:lineRule="auto"/>
+        <w:ind w:left="0" w:firstLine="0"/>
+      </w:pPr>
+      <w:r>
+        <w:t>En definitiva</w:t>
+      </w:r>
+      <w:r>
+        <w:t xml:space="preserve">, esta actividad resalta la importancia de documentar los procesos, utilizando mensajes de confirmación descriptivos y mantener un historial de trabajo limpio, estas prácticas resultan útiles en proyectos de ciencia de datos y desarrollo de software. </w:t>
+      </w:r>
+    </w:p>
+    <w:p>
+      <w:pPr>
+        <w:spacing w:after="160" w:line="259" w:lineRule="auto"/>
+        <w:ind w:left="0" w:firstLine="0"/>
+      </w:pPr>
+    </w:p>
+    <w:p>
+      <w:pPr>
+        <w:spacing w:after="160" w:line="259" w:lineRule="auto"/>
+        <w:ind w:left="0" w:firstLine="0"/>
+        <w:rPr>
+          <w:b/>
+          <w:bCs/>
+        </w:rPr>
+      </w:pPr>
+      <w:r>
+        <w:rPr>
+          <w:b/>
+          <w:bCs/>
+        </w:rPr>
+        <w:lastRenderedPageBreak/>
+        <w:t xml:space="preserve">Enlace del repositorio. </w:t>
+      </w:r>
+    </w:p>
+    <w:p>
+      <w:pPr>
+        <w:spacing w:after="0"/>
+      </w:pPr>
+      <w:r>
+        <w:t>https://github.com/diegolara-04/Actividad-02-comandos-b-sicos</w:t>
+      </w:r>
+    </w:p>
+    <w:p>
+      <w:pPr>
+        <w:spacing w:after="160" w:line="259" w:lineRule="auto"/>
+        <w:ind w:left="0" w:firstLine="0"/>
+        <w:rPr>
+          <w:b/>
+          <w:bCs/>
+        </w:rPr>
+      </w:pPr>
+      <w:r>
+        <w:rPr>
+          <w:b/>
+          <w:bCs/>
+        </w:rPr>
         <w:br w:type="page"/>
       </w:r>
     </w:p>
     <w:p>
       <w:pPr>
         <w:spacing w:after="0"/>
-        <w:ind w:left="360" w:firstLine="0"/>
-      </w:pPr>
-    </w:p>
-    <w:p>
-      <w:pPr>
-        <w:spacing w:after="0"/>
-        <w:rPr>
-          <w:b/>
-          <w:bCs/>
-        </w:rPr>
-      </w:pPr>
-      <w:r>
-        <w:rPr>
-          <w:b/>
-          <w:bCs/>
-        </w:rPr>
+        <w:rPr>
+          <w:b/>
+          <w:bCs/>
+        </w:rPr>
+      </w:pPr>
+      <w:r>
+        <w:rPr>
+          <w:b/>
+          <w:bCs/>
+        </w:rPr>
+        <w:lastRenderedPageBreak/>
         <w:t>Referencias bibliográficas:</w:t>
       </w:r>
     </w:p>
